--- a/flow/20230927_hours/тропарі-святкові/тропарі-святкові-06.docx
+++ b/flow/20230927_hours/тропарі-святкові/тропарі-святкові-06.docx
@@ -25,6 +25,85 @@
       <w:bookmarkEnd w:id="1"/>
       <w:bookmarkEnd w:id="2"/>
       <w:r>
+        <w:t>2</w:t>
+      </w:r>
+      <w:r>
+        <w:t>5</w:t>
+      </w:r>
+      <w:r>
+        <w:rPr>
+          <w:color w:val="FF0000"/>
+        </w:rPr>
+        <w:t xml:space="preserve"> червня. Посвяття Петра і Павла</w:t>
+      </w:r>
+    </w:p>
+    <w:p>
+      <w:pPr>
+        <w:ind w:left="0" w:hanging="2"/>
+        <w:jc w:val="both"/>
+        <w:rPr>
+          <w:rFonts w:ascii="Times New Roman" w:eastAsia="Times New Roman" w:hAnsi="Times New Roman" w:cs="Times New Roman"/>
+          <w:sz w:val="24"/>
+          <w:szCs w:val="24"/>
+        </w:rPr>
+      </w:pPr>
+      <w:r>
+        <w:rPr>
+          <w:rFonts w:ascii="Times New Roman" w:eastAsia="Times New Roman" w:hAnsi="Times New Roman" w:cs="Times New Roman"/>
+          <w:i/>
+          <w:iCs/>
+          <w:color w:val="FF0000"/>
+          <w:sz w:val="24"/>
+          <w:szCs w:val="24"/>
+        </w:rPr>
+        <w:t xml:space="preserve">Тропар (г. 4): </w:t>
+      </w:r>
+      <w:r>
+        <w:rPr>
+          <w:rFonts w:ascii="Times New Roman" w:eastAsia="Times New Roman" w:hAnsi="Times New Roman" w:cs="Times New Roman"/>
+          <w:sz w:val="24"/>
+          <w:szCs w:val="24"/>
+        </w:rPr>
+        <w:t>Проро́че і предте́че прише́стя Христо́вого,* досто́йно звелича́ти тебе́ не в си́лі ми, що любо́в’ю тебе́ почита́ємо,* бо неплі́дність ма́тері і о́тча безгла́сність розріши́лися сла́вним і чесни́м твої́м різдво́м* – і вопло́чення Си́на Бо́жого сві́тові пропові́дується.</w:t>
+      </w:r>
+    </w:p>
+    <w:p>
+      <w:pPr>
+        <w:ind w:left="0" w:hanging="2"/>
+        <w:rPr>
+          <w:rFonts w:ascii="Times New Roman" w:eastAsia="Times New Roman" w:hAnsi="Times New Roman" w:cs="Times New Roman"/>
+          <w:sz w:val="24"/>
+          <w:szCs w:val="24"/>
+        </w:rPr>
+      </w:pPr>
+      <w:r>
+        <w:rPr>
+          <w:rFonts w:ascii="Times New Roman" w:eastAsia="Times New Roman" w:hAnsi="Times New Roman" w:cs="Times New Roman"/>
+          <w:i/>
+          <w:iCs/>
+          <w:color w:val="FF0000"/>
+          <w:sz w:val="24"/>
+          <w:szCs w:val="24"/>
+        </w:rPr>
+        <w:t xml:space="preserve">Кондак (г. 3): </w:t>
+      </w:r>
+      <w:r>
+        <w:rPr>
+          <w:rFonts w:ascii="Times New Roman" w:eastAsia="Times New Roman" w:hAnsi="Times New Roman" w:cs="Times New Roman"/>
+          <w:sz w:val="24"/>
+          <w:szCs w:val="24"/>
+        </w:rPr>
+        <w:t>Спе́ршу неплі́дна, днесь Христо́вого предте́чу ро́дить,* і він є спо́вненням уся́кого проро́цтва,* бо кого́ проро́ки пропові́дували,* на то́го він у Йорда́ні ру́ку покла́в.* Яви́вся Бо́жого Сло́ва проро́к, пропові́дник, а водно́раз і предте́ча.</w:t>
+      </w:r>
+    </w:p>
+    <w:p>
+      <w:pPr>
+        <w:pStyle w:val="Heading3"/>
+        <w:spacing w:before="360"/>
+        <w:ind w:left="1" w:hanging="3"/>
+        <w:jc w:val="both"/>
+      </w:pPr>
+      <w:r>
         <w:t>30</w:t>
       </w:r>
       <w:r>
@@ -50,6 +129,65 @@
           <w:color w:val="FF0000"/>
         </w:rPr>
         <w:t>Посвяття Петра і Павла</w:t>
+      </w:r>
+    </w:p>
+    <w:p>
+      <w:pPr>
+        <w:ind w:left="0" w:hanging="2"/>
+        <w:jc w:val="both"/>
+        <w:rPr>
+          <w:rFonts w:ascii="Times New Roman" w:eastAsia="Times New Roman" w:hAnsi="Times New Roman" w:cs="Times New Roman"/>
+          <w:sz w:val="24"/>
+          <w:szCs w:val="24"/>
+        </w:rPr>
+      </w:pPr>
+      <w:r>
+        <w:rPr>
+          <w:rFonts w:ascii="Times New Roman" w:eastAsia="Times New Roman" w:hAnsi="Times New Roman" w:cs="Times New Roman"/>
+          <w:i/>
+          <w:iCs/>
+          <w:color w:val="FF0000"/>
+          <w:sz w:val="24"/>
+          <w:szCs w:val="24"/>
+        </w:rPr>
+        <w:t xml:space="preserve">Тропар (г. 4): </w:t>
+      </w:r>
+      <w:r>
+        <w:rPr>
+          <w:rFonts w:ascii="Times New Roman" w:eastAsia="Times New Roman" w:hAnsi="Times New Roman" w:cs="Times New Roman"/>
+          <w:sz w:val="24"/>
+          <w:szCs w:val="24"/>
+        </w:rPr>
+        <w:t>Апо́столів первопресто́льні і вселе́нної вчителі́,* Влади́ку всіх молі́ть,* щоб мир вселе́нній дарува́в* і ду́шам на́шим вели́ку ми́лість.</w:t>
+      </w:r>
+    </w:p>
+    <w:p>
+      <w:pPr>
+        <w:ind w:left="0" w:hanging="2"/>
+        <w:rPr>
+          <w:rFonts w:ascii="Times New Roman" w:eastAsia="Times New Roman" w:hAnsi="Times New Roman" w:cs="Times New Roman"/>
+          <w:sz w:val="24"/>
+          <w:szCs w:val="24"/>
+        </w:rPr>
+      </w:pPr>
+      <w:r>
+        <w:rPr>
+          <w:rFonts w:ascii="Times New Roman" w:eastAsia="Times New Roman" w:hAnsi="Times New Roman" w:cs="Times New Roman"/>
+          <w:i/>
+          <w:iCs/>
+          <w:color w:val="FF0000"/>
+          <w:sz w:val="24"/>
+          <w:szCs w:val="24"/>
+        </w:rPr>
+        <w:t xml:space="preserve">Кондак (г. 2): </w:t>
+      </w:r>
+      <w:r>
+        <w:rPr>
+          <w:rFonts w:ascii="Times New Roman" w:eastAsia="Times New Roman" w:hAnsi="Times New Roman" w:cs="Times New Roman"/>
+          <w:sz w:val="24"/>
+          <w:szCs w:val="24"/>
+        </w:rPr>
+        <w:t>Си́льних і богогла́сних пропові́дників,* верхо́вних апо́столів Твої́х, Го́споди,* прийня́в Ти в насоло́ду дібр Твої́х і упокі́й,* бо по́двиги їх і смерть прийня́в Ти по́над уся́кі плоди́,* єди́ний Серцеві́дче.</w:t>
       </w:r>
     </w:p>
     <w:p>
@@ -62,72 +200,10 @@
         <w:outlineLvl w:val="9"/>
         <w:rPr>
           <w:rFonts w:ascii="Times New Roman" w:eastAsia="Times New Roman" w:hAnsi="Times New Roman" w:cs="Times New Roman"/>
-          <w:position w:val="0"/>
           <w:sz w:val="24"/>
           <w:szCs w:val="24"/>
-          <w:lang w:eastAsia="uk-UA"/>
         </w:rPr>
       </w:pPr>
-      <w:r>
-        <w:rPr>
-          <w:rFonts w:ascii="Times New Roman" w:eastAsia="Times New Roman" w:hAnsi="Times New Roman" w:cs="Times New Roman"/>
-          <w:i/>
-          <w:iCs/>
-          <w:color w:val="FF4400"/>
-          <w:position w:val="0"/>
-          <w:sz w:val="24"/>
-          <w:szCs w:val="24"/>
-          <w:lang w:eastAsia="uk-UA"/>
-        </w:rPr>
-        <w:t>Тропар святим (г. 4):</w:t>
-      </w:r>
-      <w:r>
-        <w:rPr>
-          <w:rFonts w:ascii="Times New Roman" w:eastAsia="Times New Roman" w:hAnsi="Times New Roman" w:cs="Times New Roman"/>
-          <w:color w:val="333333"/>
-          <w:position w:val="0"/>
-          <w:sz w:val="24"/>
-          <w:szCs w:val="24"/>
-          <w:lang w:eastAsia="uk-UA"/>
-        </w:rPr>
-        <w:t xml:space="preserve"> Апостолів первопрестольні і вселенної вчителі,* Владику всіх моліть,* щоб мир вселенній дарував* і душам нашим велику милість.</w:t>
-      </w:r>
-    </w:p>
-    <w:p>
-      <w:pPr>
-        <w:ind w:left="0" w:hanging="2"/>
-        <w:jc w:val="both"/>
-        <w:outlineLvl w:val="9"/>
-        <w:rPr>
-          <w:rFonts w:ascii="Times New Roman" w:eastAsia="Times New Roman" w:hAnsi="Times New Roman" w:cs="Times New Roman"/>
-          <w:sz w:val="24"/>
-          <w:szCs w:val="24"/>
-        </w:rPr>
-      </w:pPr>
-      <w:r>
-        <w:rPr>
-          <w:rFonts w:ascii="Times New Roman" w:eastAsia="Times New Roman" w:hAnsi="Times New Roman" w:cs="Times New Roman"/>
-          <w:i/>
-          <w:iCs/>
-          <w:color w:val="FF4400"/>
-          <w:position w:val="0"/>
-          <w:sz w:val="24"/>
-          <w:szCs w:val="24"/>
-          <w:lang w:eastAsia="uk-UA"/>
-        </w:rPr>
-        <w:t>Кондак святим (г. 2):</w:t>
-      </w:r>
-      <w:r>
-        <w:rPr>
-          <w:rFonts w:ascii="Times New Roman" w:eastAsia="Times New Roman" w:hAnsi="Times New Roman" w:cs="Times New Roman"/>
-          <w:color w:val="333333"/>
-          <w:position w:val="0"/>
-          <w:sz w:val="24"/>
-          <w:szCs w:val="24"/>
-          <w:lang w:eastAsia="uk-UA"/>
-        </w:rPr>
-        <w:t xml:space="preserve"> Сильних і боговісних проповідників,* найвищих апостолів Твоїх, Господи, прийняв Ти в насолоду дібр Твоїх і упокій,* бо болісті їх і смерть прийняв Ти радше всяких плодів,* єдиний Серцевідче.</w:t>
-      </w:r>
     </w:p>
     <w:sectPr>
       <w:pgSz w:w="11906" w:h="16838"/>
